--- a/PIRLS_Kluc_za_Nastavnik_Baba_Gun.docx
+++ b/PIRLS_Kluc_za_Nastavnik_Baba_Gun.docx
@@ -45,6 +45,24 @@
           <w:b/>
         </w:rPr>
         <w:t xml:space="preserve">Прашање 1: </w:t>
+      </w:r>
+      <w:r>
+        <w:t xml:space="preserve">Б </w:t>
+      </w:r>
+      <w:r>
+        <w:rPr>
+          <w:i/>
+          <w:color w:val="646464"/>
+        </w:rPr>
+        <w:t>(Процес: Изведување непосредни заклучоци)</w:t>
+      </w:r>
+    </w:p>
+    <w:p>
+      <w:r>
+        <w:rPr>
+          <w:b/>
+        </w:rPr>
+        <w:t xml:space="preserve">Прашање 2: </w:t>
       </w:r>
       <w:r>
         <w:t xml:space="preserve">В </w:t>
